--- a/documentacion/Notas_de_revision_Capitulo_II.docx
+++ b/documentacion/Notas_de_revision_Capitulo_II.docx
@@ -219,7 +219,7 @@
                 <w:sz w:val="19"/>
                 <w:szCs w:val="19"/>
               </w:rPr>
-              <w:t xml:space="preserve">41</w:t>
+              <w:t xml:space="preserve">46</w:t>
             </w:r>
           </w:p>
         </w:tc>
@@ -305,7 +305,7 @@
                 <w:sz w:val="19"/>
                 <w:szCs w:val="19"/>
               </w:rPr>
-              <w:t xml:space="preserve">25</w:t>
+              <w:t xml:space="preserve">31</w:t>
             </w:r>
           </w:p>
         </w:tc>
@@ -391,7 +391,7 @@
                 <w:sz w:val="19"/>
                 <w:szCs w:val="19"/>
               </w:rPr>
-              <w:t xml:space="preserve">49 (31 nuevas)</w:t>
+              <w:t xml:space="preserve">67 (49 nuevas)</w:t>
             </w:r>
           </w:p>
         </w:tc>
@@ -477,7 +477,7 @@
                 <w:sz w:val="19"/>
                 <w:szCs w:val="19"/>
               </w:rPr>
-              <w:t xml:space="preserve">7</w:t>
+              <w:t xml:space="preserve">8</w:t>
             </w:r>
           </w:p>
         </w:tc>
@@ -3658,6 +3658,854 @@
       </w:pPr>
       <w:r>
         <w:t xml:space="preserve">En 2.5.4 se afirma que los tutores acceden a internet mayoritariamente desde el móvil, pero no tiene fuente. Si tienes una encuesta o dato de la unidad educativa, cítalo ahí.</w:t>
+      </w:r>
+    </w:p>
+    <w:p>
+      <w:pPr>
+        <w:pStyle w:val="Heading1"/>
+      </w:pPr>
+      <w:r>
+        <w:t xml:space="preserve">7. Segunda revisión: ajuste al sistema terminado</w:t>
+      </w:r>
+    </w:p>
+    <w:p>
+      <w:pPr>
+        <w:spacing w:after="120"/>
+      </w:pPr>
+      <w:r>
+        <w:t xml:space="preserve">Revisé el código del proyecto (apps, config/settings.py, requirements.txt) y encontré que el capítulo describía un sistema anterior. Esto es lo que se corrigió:</w:t>
+      </w:r>
+    </w:p>
+    <w:tbl>
+      <w:tblPr>
+        <w:tblW w:type="dxa" w:w="9360"/>
+        <w:tblBorders>
+          <w:top w:val="single" w:color="auto" w:sz="4"/>
+          <w:left w:val="single" w:color="auto" w:sz="4"/>
+          <w:bottom w:val="single" w:color="auto" w:sz="4"/>
+          <w:right w:val="single" w:color="auto" w:sz="4"/>
+          <w:insideH w:val="single" w:color="auto" w:sz="4"/>
+          <w:insideV w:val="single" w:color="auto" w:sz="4"/>
+        </w:tblBorders>
+      </w:tblPr>
+      <w:tblGrid>
+        <w:gridCol w:w="3100"/>
+        <w:gridCol w:w="3800"/>
+        <w:gridCol w:w="2460"/>
+      </w:tblGrid>
+      <w:tr>
+        <w:trPr>
+          <w:tblHeader/>
+        </w:trPr>
+        <w:tc>
+          <w:tcPr>
+            <w:tcW w:type="dxa" w:w="3100"/>
+            <w:tcBorders>
+              <w:top w:val="single" w:color="999999" w:sz="4"/>
+              <w:left w:val="single" w:color="999999" w:sz="4"/>
+              <w:bottom w:val="single" w:color="999999" w:sz="4"/>
+              <w:right w:val="single" w:color="999999" w:sz="4"/>
+            </w:tcBorders>
+            <w:shd w:fill="DCE6F1" w:val="clear"/>
+            <w:tcMar>
+              <w:top w:type="dxa" w:w="50"/>
+              <w:left w:type="dxa" w:w="90"/>
+              <w:bottom w:type="dxa" w:w="50"/>
+              <w:right w:type="dxa" w:w="90"/>
+            </w:tcMar>
+          </w:tcPr>
+          <w:p>
+            <w:r>
+              <w:rPr>
+                <w:b/>
+                <w:bCs/>
+                <w:sz w:val="19"/>
+                <w:szCs w:val="19"/>
+              </w:rPr>
+              <w:t xml:space="preserve">Lo que decía el capítulo</w:t>
+            </w:r>
+          </w:p>
+        </w:tc>
+        <w:tc>
+          <w:tcPr>
+            <w:tcW w:type="dxa" w:w="3800"/>
+            <w:tcBorders>
+              <w:top w:val="single" w:color="999999" w:sz="4"/>
+              <w:left w:val="single" w:color="999999" w:sz="4"/>
+              <w:bottom w:val="single" w:color="999999" w:sz="4"/>
+              <w:right w:val="single" w:color="999999" w:sz="4"/>
+            </w:tcBorders>
+            <w:shd w:fill="DCE6F1" w:val="clear"/>
+            <w:tcMar>
+              <w:top w:type="dxa" w:w="50"/>
+              <w:left w:type="dxa" w:w="90"/>
+              <w:bottom w:type="dxa" w:w="50"/>
+              <w:right w:type="dxa" w:w="90"/>
+            </w:tcMar>
+          </w:tcPr>
+          <w:p>
+            <w:r>
+              <w:rPr>
+                <w:b/>
+                <w:bCs/>
+                <w:sz w:val="19"/>
+                <w:szCs w:val="19"/>
+              </w:rPr>
+              <w:t xml:space="preserve">Lo que hace el sistema</w:t>
+            </w:r>
+          </w:p>
+        </w:tc>
+        <w:tc>
+          <w:tcPr>
+            <w:tcW w:type="dxa" w:w="2460"/>
+            <w:tcBorders>
+              <w:top w:val="single" w:color="999999" w:sz="4"/>
+              <w:left w:val="single" w:color="999999" w:sz="4"/>
+              <w:bottom w:val="single" w:color="999999" w:sz="4"/>
+              <w:right w:val="single" w:color="999999" w:sz="4"/>
+            </w:tcBorders>
+            <w:shd w:fill="DCE6F1" w:val="clear"/>
+            <w:tcMar>
+              <w:top w:type="dxa" w:w="50"/>
+              <w:left w:type="dxa" w:w="90"/>
+              <w:bottom w:type="dxa" w:w="50"/>
+              <w:right w:type="dxa" w:w="90"/>
+            </w:tcMar>
+          </w:tcPr>
+          <w:p>
+            <w:r>
+              <w:rPr>
+                <w:b/>
+                <w:bCs/>
+                <w:sz w:val="19"/>
+                <w:szCs w:val="19"/>
+              </w:rPr>
+              <w:t xml:space="preserve">Sección actualizada</w:t>
+            </w:r>
+          </w:p>
+        </w:tc>
+      </w:tr>
+      <w:tr>
+        <w:tc>
+          <w:tcPr>
+            <w:tcW w:type="dxa" w:w="3100"/>
+            <w:tcBorders>
+              <w:top w:val="single" w:color="999999" w:sz="4"/>
+              <w:left w:val="single" w:color="999999" w:sz="4"/>
+              <w:bottom w:val="single" w:color="999999" w:sz="4"/>
+              <w:right w:val="single" w:color="999999" w:sz="4"/>
+            </w:tcBorders>
+            <w:tcMar>
+              <w:top w:type="dxa" w:w="50"/>
+              <w:left w:type="dxa" w:w="90"/>
+              <w:bottom w:type="dxa" w:w="50"/>
+              <w:right w:type="dxa" w:w="90"/>
+            </w:tcMar>
+          </w:tcPr>
+          <w:p>
+            <w:r>
+              <w:rPr>
+                <w:b w:val="false"/>
+                <w:bCs w:val="false"/>
+                <w:sz w:val="19"/>
+                <w:szCs w:val="19"/>
+              </w:rPr>
+              <w:t xml:space="preserve">La nota guarda solo el total consolidado y no las dimensiones; incluía tres argumentos para justificarlo</w:t>
+            </w:r>
+          </w:p>
+        </w:tc>
+        <w:tc>
+          <w:tcPr>
+            <w:tcW w:type="dxa" w:w="3800"/>
+            <w:tcBorders>
+              <w:top w:val="single" w:color="999999" w:sz="4"/>
+              <w:left w:val="single" w:color="999999" w:sz="4"/>
+              <w:bottom w:val="single" w:color="999999" w:sz="4"/>
+              <w:right w:val="single" w:color="999999" w:sz="4"/>
+            </w:tcBorders>
+            <w:tcMar>
+              <w:top w:type="dxa" w:w="50"/>
+              <w:left w:type="dxa" w:w="90"/>
+              <w:bottom w:type="dxa" w:w="50"/>
+              <w:right w:type="dxa" w:w="90"/>
+            </w:tcMar>
+          </w:tcPr>
+          <w:p>
+            <w:r>
+              <w:rPr>
+                <w:b w:val="false"/>
+                <w:bCs w:val="false"/>
+                <w:sz w:val="19"/>
+                <w:szCs w:val="19"/>
+              </w:rPr>
+              <w:t xml:space="preserve">Guarda Ser 10, Saber 45, Hacer 40, autoevaluación 5 y hasta 5 puntos extracurriculares; la nota se calcula desde los puntajes de cada actividad</w:t>
+            </w:r>
+          </w:p>
+        </w:tc>
+        <w:tc>
+          <w:tcPr>
+            <w:tcW w:type="dxa" w:w="2460"/>
+            <w:tcBorders>
+              <w:top w:val="single" w:color="999999" w:sz="4"/>
+              <w:left w:val="single" w:color="999999" w:sz="4"/>
+              <w:bottom w:val="single" w:color="999999" w:sz="4"/>
+              <w:right w:val="single" w:color="999999" w:sz="4"/>
+            </w:tcBorders>
+            <w:tcMar>
+              <w:top w:type="dxa" w:w="50"/>
+              <w:left w:type="dxa" w:w="90"/>
+              <w:bottom w:type="dxa" w:w="50"/>
+              <w:right w:type="dxa" w:w="90"/>
+            </w:tcMar>
+          </w:tcPr>
+          <w:p>
+            <w:r>
+              <w:rPr>
+                <w:b w:val="false"/>
+                <w:bCs w:val="false"/>
+                <w:sz w:val="19"/>
+                <w:szCs w:val="19"/>
+              </w:rPr>
+              <w:t xml:space="preserve">2.1.5.1 (reescrita)</w:t>
+            </w:r>
+          </w:p>
+        </w:tc>
+      </w:tr>
+      <w:tr>
+        <w:tc>
+          <w:tcPr>
+            <w:tcW w:type="dxa" w:w="3100"/>
+            <w:tcBorders>
+              <w:top w:val="single" w:color="999999" w:sz="4"/>
+              <w:left w:val="single" w:color="999999" w:sz="4"/>
+              <w:bottom w:val="single" w:color="999999" w:sz="4"/>
+              <w:right w:val="single" w:color="999999" w:sz="4"/>
+            </w:tcBorders>
+            <w:tcMar>
+              <w:top w:type="dxa" w:w="50"/>
+              <w:left w:type="dxa" w:w="90"/>
+              <w:bottom w:type="dxa" w:w="50"/>
+              <w:right w:type="dxa" w:w="90"/>
+            </w:tcMar>
+          </w:tcPr>
+          <w:p>
+            <w:r>
+              <w:rPr>
+                <w:b w:val="false"/>
+                <w:bCs w:val="false"/>
+                <w:sz w:val="19"/>
+                <w:szCs w:val="19"/>
+              </w:rPr>
+              <w:t xml:space="preserve">La asistencia se registra por asignación docente y fecha</w:t>
+            </w:r>
+          </w:p>
+        </w:tc>
+        <w:tc>
+          <w:tcPr>
+            <w:tcW w:type="dxa" w:w="3800"/>
+            <w:tcBorders>
+              <w:top w:val="single" w:color="999999" w:sz="4"/>
+              <w:left w:val="single" w:color="999999" w:sz="4"/>
+              <w:bottom w:val="single" w:color="999999" w:sz="4"/>
+              <w:right w:val="single" w:color="999999" w:sz="4"/>
+            </w:tcBorders>
+            <w:tcMar>
+              <w:top w:type="dxa" w:w="50"/>
+              <w:left w:type="dxa" w:w="90"/>
+              <w:bottom w:type="dxa" w:w="50"/>
+              <w:right w:type="dxa" w:w="90"/>
+            </w:tcMar>
+          </w:tcPr>
+          <w:p>
+            <w:r>
+              <w:rPr>
+                <w:b w:val="false"/>
+                <w:bCs w:val="false"/>
+                <w:sz w:val="19"/>
+                <w:szCs w:val="19"/>
+              </w:rPr>
+              <w:t xml:space="preserve">Es diaria y por estudiante: la registra el regente en la puerta, con hora de llegada y estados presente/atraso/falta/licencia</w:t>
+            </w:r>
+          </w:p>
+        </w:tc>
+        <w:tc>
+          <w:tcPr>
+            <w:tcW w:type="dxa" w:w="2460"/>
+            <w:tcBorders>
+              <w:top w:val="single" w:color="999999" w:sz="4"/>
+              <w:left w:val="single" w:color="999999" w:sz="4"/>
+              <w:bottom w:val="single" w:color="999999" w:sz="4"/>
+              <w:right w:val="single" w:color="999999" w:sz="4"/>
+            </w:tcBorders>
+            <w:tcMar>
+              <w:top w:type="dxa" w:w="50"/>
+              <w:left w:type="dxa" w:w="90"/>
+              <w:bottom w:type="dxa" w:w="50"/>
+              <w:right w:type="dxa" w:w="90"/>
+            </w:tcMar>
+          </w:tcPr>
+          <w:p>
+            <w:r>
+              <w:rPr>
+                <w:b w:val="false"/>
+                <w:bCs w:val="false"/>
+                <w:sz w:val="19"/>
+                <w:szCs w:val="19"/>
+              </w:rPr>
+              <w:t xml:space="preserve">2.1.2</w:t>
+            </w:r>
+          </w:p>
+        </w:tc>
+      </w:tr>
+      <w:tr>
+        <w:tc>
+          <w:tcPr>
+            <w:tcW w:type="dxa" w:w="3100"/>
+            <w:tcBorders>
+              <w:top w:val="single" w:color="999999" w:sz="4"/>
+              <w:left w:val="single" w:color="999999" w:sz="4"/>
+              <w:bottom w:val="single" w:color="999999" w:sz="4"/>
+              <w:right w:val="single" w:color="999999" w:sz="4"/>
+            </w:tcBorders>
+            <w:tcMar>
+              <w:top w:type="dxa" w:w="50"/>
+              <w:left w:type="dxa" w:w="90"/>
+              <w:bottom w:type="dxa" w:w="50"/>
+              <w:right w:type="dxa" w:w="90"/>
+            </w:tcMar>
+          </w:tcPr>
+          <w:p>
+            <w:r>
+              <w:rPr>
+                <w:b w:val="false"/>
+                <w:bCs w:val="false"/>
+                <w:sz w:val="19"/>
+                <w:szCs w:val="19"/>
+              </w:rPr>
+              <w:t xml:space="preserve">La alerta temprana observa solo las faltas</w:t>
+            </w:r>
+          </w:p>
+        </w:tc>
+        <w:tc>
+          <w:tcPr>
+            <w:tcW w:type="dxa" w:w="3800"/>
+            <w:tcBorders>
+              <w:top w:val="single" w:color="999999" w:sz="4"/>
+              <w:left w:val="single" w:color="999999" w:sz="4"/>
+              <w:bottom w:val="single" w:color="999999" w:sz="4"/>
+              <w:right w:val="single" w:color="999999" w:sz="4"/>
+            </w:tcBorders>
+            <w:tcMar>
+              <w:top w:type="dxa" w:w="50"/>
+              <w:left w:type="dxa" w:w="90"/>
+              <w:bottom w:type="dxa" w:w="50"/>
+              <w:right w:type="dxa" w:w="90"/>
+            </w:tcMar>
+          </w:tcPr>
+          <w:p>
+            <w:r>
+              <w:rPr>
+                <w:b w:val="false"/>
+                <w:bCs w:val="false"/>
+                <w:sz w:val="19"/>
+                <w:szCs w:val="19"/>
+              </w:rPr>
+              <w:t xml:space="preserve">Revisión diaria de faltas, tareas sin entregar y notas bajo 51, con niveles de urgencia y resumen diario</w:t>
+            </w:r>
+          </w:p>
+        </w:tc>
+        <w:tc>
+          <w:tcPr>
+            <w:tcW w:type="dxa" w:w="2460"/>
+            <w:tcBorders>
+              <w:top w:val="single" w:color="999999" w:sz="4"/>
+              <w:left w:val="single" w:color="999999" w:sz="4"/>
+              <w:bottom w:val="single" w:color="999999" w:sz="4"/>
+              <w:right w:val="single" w:color="999999" w:sz="4"/>
+            </w:tcBorders>
+            <w:tcMar>
+              <w:top w:type="dxa" w:w="50"/>
+              <w:left w:type="dxa" w:w="90"/>
+              <w:bottom w:type="dxa" w:w="50"/>
+              <w:right w:type="dxa" w:w="90"/>
+            </w:tcMar>
+          </w:tcPr>
+          <w:p>
+            <w:r>
+              <w:rPr>
+                <w:b w:val="false"/>
+                <w:bCs w:val="false"/>
+                <w:sz w:val="19"/>
+                <w:szCs w:val="19"/>
+              </w:rPr>
+              <w:t xml:space="preserve">2.1.3 y Figura 1</w:t>
+            </w:r>
+          </w:p>
+        </w:tc>
+      </w:tr>
+      <w:tr>
+        <w:tc>
+          <w:tcPr>
+            <w:tcW w:type="dxa" w:w="3100"/>
+            <w:tcBorders>
+              <w:top w:val="single" w:color="999999" w:sz="4"/>
+              <w:left w:val="single" w:color="999999" w:sz="4"/>
+              <w:bottom w:val="single" w:color="999999" w:sz="4"/>
+              <w:right w:val="single" w:color="999999" w:sz="4"/>
+            </w:tcBorders>
+            <w:tcMar>
+              <w:top w:type="dxa" w:w="50"/>
+              <w:left w:type="dxa" w:w="90"/>
+              <w:bottom w:type="dxa" w:w="50"/>
+              <w:right w:type="dxa" w:w="90"/>
+            </w:tcMar>
+          </w:tcPr>
+          <w:p>
+            <w:r>
+              <w:rPr>
+                <w:b w:val="false"/>
+                <w:bCs w:val="false"/>
+                <w:sz w:val="19"/>
+                <w:szCs w:val="19"/>
+              </w:rPr>
+              <w:t xml:space="preserve">Nueve aplicaciones Django</w:t>
+            </w:r>
+          </w:p>
+        </w:tc>
+        <w:tc>
+          <w:tcPr>
+            <w:tcW w:type="dxa" w:w="3800"/>
+            <w:tcBorders>
+              <w:top w:val="single" w:color="999999" w:sz="4"/>
+              <w:left w:val="single" w:color="999999" w:sz="4"/>
+              <w:bottom w:val="single" w:color="999999" w:sz="4"/>
+              <w:right w:val="single" w:color="999999" w:sz="4"/>
+            </w:tcBorders>
+            <w:tcMar>
+              <w:top w:type="dxa" w:w="50"/>
+              <w:left w:type="dxa" w:w="90"/>
+              <w:bottom w:type="dxa" w:w="50"/>
+              <w:right w:type="dxa" w:w="90"/>
+            </w:tcMar>
+          </w:tcPr>
+          <w:p>
+            <w:r>
+              <w:rPr>
+                <w:b w:val="false"/>
+                <w:bCs w:val="false"/>
+                <w:sz w:val="19"/>
+                <w:szCs w:val="19"/>
+              </w:rPr>
+              <w:t xml:space="preserve">Once aplicaciones (se sumaron mensajeria y mantenimiento)</w:t>
+            </w:r>
+          </w:p>
+        </w:tc>
+        <w:tc>
+          <w:tcPr>
+            <w:tcW w:type="dxa" w:w="2460"/>
+            <w:tcBorders>
+              <w:top w:val="single" w:color="999999" w:sz="4"/>
+              <w:left w:val="single" w:color="999999" w:sz="4"/>
+              <w:bottom w:val="single" w:color="999999" w:sz="4"/>
+              <w:right w:val="single" w:color="999999" w:sz="4"/>
+            </w:tcBorders>
+            <w:tcMar>
+              <w:top w:type="dxa" w:w="50"/>
+              <w:left w:type="dxa" w:w="90"/>
+              <w:bottom w:type="dxa" w:w="50"/>
+              <w:right w:type="dxa" w:w="90"/>
+            </w:tcMar>
+          </w:tcPr>
+          <w:p>
+            <w:r>
+              <w:rPr>
+                <w:b w:val="false"/>
+                <w:bCs w:val="false"/>
+                <w:sz w:val="19"/>
+                <w:szCs w:val="19"/>
+              </w:rPr>
+              <w:t xml:space="preserve">2.3.5</w:t>
+            </w:r>
+          </w:p>
+        </w:tc>
+      </w:tr>
+      <w:tr>
+        <w:tc>
+          <w:tcPr>
+            <w:tcW w:type="dxa" w:w="3100"/>
+            <w:tcBorders>
+              <w:top w:val="single" w:color="999999" w:sz="4"/>
+              <w:left w:val="single" w:color="999999" w:sz="4"/>
+              <w:bottom w:val="single" w:color="999999" w:sz="4"/>
+              <w:right w:val="single" w:color="999999" w:sz="4"/>
+            </w:tcBorders>
+            <w:tcMar>
+              <w:top w:type="dxa" w:w="50"/>
+              <w:left w:type="dxa" w:w="90"/>
+              <w:bottom w:type="dxa" w:w="50"/>
+              <w:right w:type="dxa" w:w="90"/>
+            </w:tcMar>
+          </w:tcPr>
+          <w:p>
+            <w:r>
+              <w:rPr>
+                <w:b w:val="false"/>
+                <w:bCs w:val="false"/>
+                <w:sz w:val="19"/>
+                <w:szCs w:val="19"/>
+              </w:rPr>
+              <w:t xml:space="preserve">Una app móvil con notificaciones push queda como trabajo futuro y exigiría una API REST</w:t>
+            </w:r>
+          </w:p>
+        </w:tc>
+        <w:tc>
+          <w:tcPr>
+            <w:tcW w:type="dxa" w:w="3800"/>
+            <w:tcBorders>
+              <w:top w:val="single" w:color="999999" w:sz="4"/>
+              <w:left w:val="single" w:color="999999" w:sz="4"/>
+              <w:bottom w:val="single" w:color="999999" w:sz="4"/>
+              <w:right w:val="single" w:color="999999" w:sz="4"/>
+            </w:tcBorders>
+            <w:tcMar>
+              <w:top w:type="dxa" w:w="50"/>
+              <w:left w:type="dxa" w:w="90"/>
+              <w:bottom w:type="dxa" w:w="50"/>
+              <w:right w:type="dxa" w:w="90"/>
+            </w:tcMar>
+          </w:tcPr>
+          <w:p>
+            <w:r>
+              <w:rPr>
+                <w:b w:val="false"/>
+                <w:bCs w:val="false"/>
+                <w:sz w:val="19"/>
+                <w:szCs w:val="19"/>
+              </w:rPr>
+              <w:t xml:space="preserve">Ya es una PWA instalable con notificaciones push por Web Push y VAPID</w:t>
+            </w:r>
+          </w:p>
+        </w:tc>
+        <w:tc>
+          <w:tcPr>
+            <w:tcW w:type="dxa" w:w="2460"/>
+            <w:tcBorders>
+              <w:top w:val="single" w:color="999999" w:sz="4"/>
+              <w:left w:val="single" w:color="999999" w:sz="4"/>
+              <w:bottom w:val="single" w:color="999999" w:sz="4"/>
+              <w:right w:val="single" w:color="999999" w:sz="4"/>
+            </w:tcBorders>
+            <w:tcMar>
+              <w:top w:type="dxa" w:w="50"/>
+              <w:left w:type="dxa" w:w="90"/>
+              <w:bottom w:type="dxa" w:w="50"/>
+              <w:right w:type="dxa" w:w="90"/>
+            </w:tcMar>
+          </w:tcPr>
+          <w:p>
+            <w:r>
+              <w:rPr>
+                <w:b w:val="false"/>
+                <w:bCs w:val="false"/>
+                <w:sz w:val="19"/>
+                <w:szCs w:val="19"/>
+              </w:rPr>
+              <w:t xml:space="preserve">2.5.5 (nueva) y Figura 7</w:t>
+            </w:r>
+          </w:p>
+        </w:tc>
+      </w:tr>
+      <w:tr>
+        <w:tc>
+          <w:tcPr>
+            <w:tcW w:type="dxa" w:w="3100"/>
+            <w:tcBorders>
+              <w:top w:val="single" w:color="999999" w:sz="4"/>
+              <w:left w:val="single" w:color="999999" w:sz="4"/>
+              <w:bottom w:val="single" w:color="999999" w:sz="4"/>
+              <w:right w:val="single" w:color="999999" w:sz="4"/>
+            </w:tcBorders>
+            <w:tcMar>
+              <w:top w:type="dxa" w:w="50"/>
+              <w:left w:type="dxa" w:w="90"/>
+              <w:bottom w:type="dxa" w:w="50"/>
+              <w:right w:type="dxa" w:w="90"/>
+            </w:tcMar>
+          </w:tcPr>
+          <w:p>
+            <w:r>
+              <w:rPr>
+                <w:b w:val="false"/>
+                <w:bCs w:val="false"/>
+                <w:sz w:val="19"/>
+                <w:szCs w:val="19"/>
+              </w:rPr>
+              <w:t xml:space="preserve">Despliegue genérico tras Gunicorn o uWSGI y Nginx</w:t>
+            </w:r>
+          </w:p>
+        </w:tc>
+        <w:tc>
+          <w:tcPr>
+            <w:tcW w:type="dxa" w:w="3800"/>
+            <w:tcBorders>
+              <w:top w:val="single" w:color="999999" w:sz="4"/>
+              <w:left w:val="single" w:color="999999" w:sz="4"/>
+              <w:bottom w:val="single" w:color="999999" w:sz="4"/>
+              <w:right w:val="single" w:color="999999" w:sz="4"/>
+            </w:tcBorders>
+            <w:tcMar>
+              <w:top w:type="dxa" w:w="50"/>
+              <w:left w:type="dxa" w:w="90"/>
+              <w:bottom w:type="dxa" w:w="50"/>
+              <w:right w:type="dxa" w:w="90"/>
+            </w:tcMar>
+          </w:tcPr>
+          <w:p>
+            <w:r>
+              <w:rPr>
+                <w:b w:val="false"/>
+                <w:bCs w:val="false"/>
+                <w:sz w:val="19"/>
+                <w:szCs w:val="19"/>
+              </w:rPr>
+              <w:t xml:space="preserve">Gunicorn + WhiteNoise, configuración por variables de entorno, preparado para servidor propio o nube</w:t>
+            </w:r>
+          </w:p>
+        </w:tc>
+        <w:tc>
+          <w:tcPr>
+            <w:tcW w:type="dxa" w:w="2460"/>
+            <w:tcBorders>
+              <w:top w:val="single" w:color="999999" w:sz="4"/>
+              <w:left w:val="single" w:color="999999" w:sz="4"/>
+              <w:bottom w:val="single" w:color="999999" w:sz="4"/>
+              <w:right w:val="single" w:color="999999" w:sz="4"/>
+            </w:tcBorders>
+            <w:tcMar>
+              <w:top w:type="dxa" w:w="50"/>
+              <w:left w:type="dxa" w:w="90"/>
+              <w:bottom w:type="dxa" w:w="50"/>
+              <w:right w:type="dxa" w:w="90"/>
+            </w:tcMar>
+          </w:tcPr>
+          <w:p>
+            <w:r>
+              <w:rPr>
+                <w:b w:val="false"/>
+                <w:bCs w:val="false"/>
+                <w:sz w:val="19"/>
+                <w:szCs w:val="19"/>
+              </w:rPr>
+              <w:t xml:space="preserve">2.5.6</w:t>
+            </w:r>
+          </w:p>
+        </w:tc>
+      </w:tr>
+      <w:tr>
+        <w:tc>
+          <w:tcPr>
+            <w:tcW w:type="dxa" w:w="3100"/>
+            <w:tcBorders>
+              <w:top w:val="single" w:color="999999" w:sz="4"/>
+              <w:left w:val="single" w:color="999999" w:sz="4"/>
+              <w:bottom w:val="single" w:color="999999" w:sz="4"/>
+              <w:right w:val="single" w:color="999999" w:sz="4"/>
+            </w:tcBorders>
+            <w:tcMar>
+              <w:top w:type="dxa" w:w="50"/>
+              <w:left w:type="dxa" w:w="90"/>
+              <w:bottom w:type="dxa" w:w="50"/>
+              <w:right w:type="dxa" w:w="90"/>
+            </w:tcMar>
+          </w:tcPr>
+          <w:p>
+            <w:r>
+              <w:rPr>
+                <w:b w:val="false"/>
+                <w:bCs w:val="false"/>
+                <w:sz w:val="19"/>
+                <w:szCs w:val="19"/>
+              </w:rPr>
+              <w:t xml:space="preserve">El stack no incluía Excel, push ni servidor de producción</w:t>
+            </w:r>
+          </w:p>
+        </w:tc>
+        <w:tc>
+          <w:tcPr>
+            <w:tcW w:type="dxa" w:w="3800"/>
+            <w:tcBorders>
+              <w:top w:val="single" w:color="999999" w:sz="4"/>
+              <w:left w:val="single" w:color="999999" w:sz="4"/>
+              <w:bottom w:val="single" w:color="999999" w:sz="4"/>
+              <w:right w:val="single" w:color="999999" w:sz="4"/>
+            </w:tcBorders>
+            <w:tcMar>
+              <w:top w:type="dxa" w:w="50"/>
+              <w:left w:type="dxa" w:w="90"/>
+              <w:bottom w:type="dxa" w:w="50"/>
+              <w:right w:type="dxa" w:w="90"/>
+            </w:tcMar>
+          </w:tcPr>
+          <w:p>
+            <w:r>
+              <w:rPr>
+                <w:b w:val="false"/>
+                <w:bCs w:val="false"/>
+                <w:sz w:val="19"/>
+                <w:szCs w:val="19"/>
+              </w:rPr>
+              <w:t xml:space="preserve">openpyxl, pywebpush, Gunicorn, WhiteNoise y dj-database-url</w:t>
+            </w:r>
+          </w:p>
+        </w:tc>
+        <w:tc>
+          <w:tcPr>
+            <w:tcW w:type="dxa" w:w="2460"/>
+            <w:tcBorders>
+              <w:top w:val="single" w:color="999999" w:sz="4"/>
+              <w:left w:val="single" w:color="999999" w:sz="4"/>
+              <w:bottom w:val="single" w:color="999999" w:sz="4"/>
+              <w:right w:val="single" w:color="999999" w:sz="4"/>
+            </w:tcBorders>
+            <w:tcMar>
+              <w:top w:type="dxa" w:w="50"/>
+              <w:left w:type="dxa" w:w="90"/>
+              <w:bottom w:type="dxa" w:w="50"/>
+              <w:right w:type="dxa" w:w="90"/>
+            </w:tcMar>
+          </w:tcPr>
+          <w:p>
+            <w:r>
+              <w:rPr>
+                <w:b w:val="false"/>
+                <w:bCs w:val="false"/>
+                <w:sz w:val="19"/>
+                <w:szCs w:val="19"/>
+              </w:rPr>
+              <w:t xml:space="preserve">Tabla 4</w:t>
+            </w:r>
+          </w:p>
+        </w:tc>
+      </w:tr>
+      <w:tr>
+        <w:tc>
+          <w:tcPr>
+            <w:tcW w:type="dxa" w:w="3100"/>
+            <w:tcBorders>
+              <w:top w:val="single" w:color="999999" w:sz="4"/>
+              <w:left w:val="single" w:color="999999" w:sz="4"/>
+              <w:bottom w:val="single" w:color="999999" w:sz="4"/>
+              <w:right w:val="single" w:color="999999" w:sz="4"/>
+            </w:tcBorders>
+            <w:tcMar>
+              <w:top w:type="dxa" w:w="50"/>
+              <w:left w:type="dxa" w:w="90"/>
+              <w:bottom w:type="dxa" w:w="50"/>
+              <w:right w:type="dxa" w:w="90"/>
+            </w:tcMar>
+          </w:tcPr>
+          <w:p>
+            <w:r>
+              <w:rPr>
+                <w:b w:val="false"/>
+                <w:bCs w:val="false"/>
+                <w:sz w:val="19"/>
+                <w:szCs w:val="19"/>
+              </w:rPr>
+              <w:t xml:space="preserve">No trataba respaldos ni protección de datos personales</w:t>
+            </w:r>
+          </w:p>
+        </w:tc>
+        <w:tc>
+          <w:tcPr>
+            <w:tcW w:type="dxa" w:w="3800"/>
+            <w:tcBorders>
+              <w:top w:val="single" w:color="999999" w:sz="4"/>
+              <w:left w:val="single" w:color="999999" w:sz="4"/>
+              <w:bottom w:val="single" w:color="999999" w:sz="4"/>
+              <w:right w:val="single" w:color="999999" w:sz="4"/>
+            </w:tcBorders>
+            <w:tcMar>
+              <w:top w:type="dxa" w:w="50"/>
+              <w:left w:type="dxa" w:w="90"/>
+              <w:bottom w:type="dxa" w:w="50"/>
+              <w:right w:type="dxa" w:w="90"/>
+            </w:tcMar>
+          </w:tcPr>
+          <w:p>
+            <w:r>
+              <w:rPr>
+                <w:b w:val="false"/>
+                <w:bCs w:val="false"/>
+                <w:sz w:val="19"/>
+                <w:szCs w:val="19"/>
+              </w:rPr>
+              <w:t xml:space="preserve">Respaldos cifrados con retención y prueba de restauración; comando de anonimización; página pública de privacidad</w:t>
+            </w:r>
+          </w:p>
+        </w:tc>
+        <w:tc>
+          <w:tcPr>
+            <w:tcW w:type="dxa" w:w="2460"/>
+            <w:tcBorders>
+              <w:top w:val="single" w:color="999999" w:sz="4"/>
+              <w:left w:val="single" w:color="999999" w:sz="4"/>
+              <w:bottom w:val="single" w:color="999999" w:sz="4"/>
+              <w:right w:val="single" w:color="999999" w:sz="4"/>
+            </w:tcBorders>
+            <w:tcMar>
+              <w:top w:type="dxa" w:w="50"/>
+              <w:left w:type="dxa" w:w="90"/>
+              <w:bottom w:type="dxa" w:w="50"/>
+              <w:right w:type="dxa" w:w="90"/>
+            </w:tcMar>
+          </w:tcPr>
+          <w:p>
+            <w:r>
+              <w:rPr>
+                <w:b w:val="false"/>
+                <w:bCs w:val="false"/>
+                <w:sz w:val="19"/>
+                <w:szCs w:val="19"/>
+              </w:rPr>
+              <w:t xml:space="preserve">2.6.3 y 2.6.5 (nuevas)</w:t>
+            </w:r>
+          </w:p>
+        </w:tc>
+      </w:tr>
+    </w:tbl>
+    <w:p>
+      <w:pPr>
+        <w:pStyle w:val="Heading1"/>
+      </w:pPr>
+      <w:r>
+        <w:t xml:space="preserve">8. Un problema del proyecto que conviene arreglar</w:t>
+      </w:r>
+    </w:p>
+    <w:p>
+      <w:pPr>
+        <w:pStyle w:val="ListParagraph"/>
+        <w:numPr>
+          <w:ilvl w:val="0"/>
+          <w:numId w:val="2"/>
+        </w:numPr>
+        <w:spacing w:after="60"/>
+      </w:pPr>
+      <w:r>
+        <w:t xml:space="preserve">El módulo de notificaciones importa pywebpush, pero esa biblioteca NO está en requirements.txt. En tu equipo funciona porque está instalada en el entorno virtual; en un servidor nuevo, el primer aviso push fallaría. Agrega la línea pywebpush al archivo antes de desplegar o de entregar el código.</w:t>
+      </w:r>
+    </w:p>
+    <w:p>
+      <w:pPr>
+        <w:pStyle w:val="ListParagraph"/>
+        <w:numPr>
+          <w:ilvl w:val="0"/>
+          <w:numId w:val="2"/>
+        </w:numPr>
+        <w:spacing w:after="60"/>
+      </w:pPr>
+      <w:r>
+        <w:t xml:space="preserve">Las versiones de la Tabla 4 ya están tomadas de tu requirements.txt actual, salvo la de pywebpush, que quedará cuando la agregues.</w:t>
       </w:r>
     </w:p>
     <w:sectPr>
